--- a/outputs/Moin_CV.docx
+++ b/outputs/Moin_CV.docx
@@ -292,7 +292,6 @@
           <w:p>
             <w:pPr>
               <w:pStyle w:val="SideBarText"/>
-              <w:spacing w:line="240" w:lineRule="auto"/>
               <w:jc w:val="both"/>
               <w:rPr>
                 <w:color w:val="000000" w:themeColor="text1"/>
@@ -302,47 +301,7 @@
               <w:rPr>
                 <w:color w:val="000000" w:themeColor="text1"/>
               </w:rPr>
-              <w:t xml:space="preserve"/>
-            </w:r>
-          </w:p>
-          <w:p>
-            <w:pPr>
-              <w:pStyle w:val="SideBarText"/>
-              <w:spacing w:line="240" w:lineRule="auto"/>
-              <w:jc w:val="both"/>
-              <w:rPr>
-                <w:b/>
-                <w:bCs/>
-                <w:color w:val="000000" w:themeColor="text1"/>
-              </w:rPr>
-            </w:pPr>
-            <w:r>
-              <w:rPr>
-                <w:b/>
-                <w:bCs/>
-                <w:color w:val="000000" w:themeColor="text1"/>
-              </w:rPr>
-              <w:t xml:space="preserve">DIPLOMA (Electrical &amp; Electronics Engineering)</w:t>
-            </w:r>
-          </w:p>
-          <w:p>
-            <w:pPr>
-              <w:pStyle w:val="SideBarText"/>
-              <w:spacing w:line="240" w:lineRule="auto"/>
-              <w:jc w:val="both"/>
-              <w:rPr>
-                <w:b/>
-                <w:bCs/>
-                <w:color w:val="000000" w:themeColor="text1"/>
-              </w:rPr>
-            </w:pPr>
-            <w:r>
-              <w:rPr>
-                <w:b/>
-                <w:bCs/>
-                <w:color w:val="000000" w:themeColor="text1"/>
-              </w:rPr>
-              <w:t xml:space="preserve">Al- Falah University, Faridabad (Haryana)</w:t>
+              <w:t xml:space="preserve">DIPLOMA (Electrical &amp; Electronics Engineering), Al- Falah University, Faridabad (Haryana), 2017</w:t>
             </w:r>
           </w:p>
           <w:p>
@@ -358,25 +317,7 @@
               <w:rPr>
                 <w:color w:val="000000" w:themeColor="text1"/>
               </w:rPr>
-              <w:t xml:space="preserve">2017</w:t>
-            </w:r>
-          </w:p>
-          <w:p>
-            <w:pPr>
-              <w:pStyle w:val="SideBarText"/>
-              <w:spacing w:line="240" w:lineRule="auto"/>
-              <w:jc w:val="both"/>
-              <w:rPr>
-                <w:b/>
-                <w:bCs/>
-                <w:color w:val="000000" w:themeColor="text1"/>
-              </w:rPr>
-            </w:pPr>
-            <w:r>
-              <w:rPr>
-                <w:color w:val="000000" w:themeColor="text1"/>
-              </w:rPr>
-              <w:t xml:space="preserve">Faridabad, Haryana</w:t>
+              <w:t xml:space="preserve">12th (Intermediate), BSEB Patna, Bihar, 2013</w:t>
             </w:r>
           </w:p>
           <w:p>
@@ -392,171 +333,7 @@
               <w:rPr>
                 <w:color w:val="000000" w:themeColor="text1"/>
               </w:rPr>
-              <w:t xml:space="preserve"/>
-            </w:r>
-          </w:p>
-          <w:p>
-            <w:pPr>
-              <w:pStyle w:val="SideBarText"/>
-              <w:spacing w:line="240" w:lineRule="auto"/>
-              <w:jc w:val="both"/>
-              <w:rPr>
-                <w:b/>
-                <w:bCs/>
-                <w:color w:val="000000" w:themeColor="text1"/>
-              </w:rPr>
-            </w:pPr>
-            <w:r>
-              <w:rPr>
-                <w:b/>
-                <w:bCs/>
-                <w:color w:val="000000" w:themeColor="text1"/>
-              </w:rPr>
-              <w:t xml:space="preserve">12th (Intermediate)</w:t>
-            </w:r>
-          </w:p>
-          <w:p>
-            <w:pPr>
-              <w:pStyle w:val="SideBarText"/>
-              <w:spacing w:line="240" w:lineRule="auto"/>
-              <w:jc w:val="both"/>
-              <w:rPr>
-                <w:b/>
-                <w:bCs/>
-                <w:color w:val="000000" w:themeColor="text1"/>
-              </w:rPr>
-            </w:pPr>
-            <w:r>
-              <w:rPr>
-                <w:b/>
-                <w:bCs/>
-                <w:color w:val="000000" w:themeColor="text1"/>
-              </w:rPr>
-              <w:t xml:space="preserve">BSEB Patna, Bihar</w:t>
-            </w:r>
-          </w:p>
-          <w:p>
-            <w:pPr>
-              <w:pStyle w:val="SideBarText"/>
-              <w:spacing w:line="240" w:lineRule="auto"/>
-              <w:jc w:val="both"/>
-              <w:rPr>
-                <w:color w:val="000000" w:themeColor="text1"/>
-              </w:rPr>
-            </w:pPr>
-            <w:r>
-              <w:rPr>
-                <w:color w:val="000000" w:themeColor="text1"/>
-              </w:rPr>
-              <w:t xml:space="preserve">2013</w:t>
-            </w:r>
-          </w:p>
-          <w:p>
-            <w:pPr>
-              <w:pStyle w:val="SideBarText"/>
-              <w:spacing w:line="240" w:lineRule="auto"/>
-              <w:jc w:val="both"/>
-              <w:rPr>
-                <w:b/>
-                <w:bCs/>
-                <w:color w:val="000000" w:themeColor="text1"/>
-              </w:rPr>
-            </w:pPr>
-            <w:r>
-              <w:rPr>
-                <w:color w:val="000000" w:themeColor="text1"/>
-              </w:rPr>
-              <w:t xml:space="preserve">Patna, Bihar</w:t>
-            </w:r>
-          </w:p>
-          <w:p>
-            <w:pPr>
-              <w:pStyle w:val="SideBarText"/>
-              <w:spacing w:line="240" w:lineRule="auto"/>
-              <w:jc w:val="both"/>
-              <w:rPr>
-                <w:color w:val="000000" w:themeColor="text1"/>
-              </w:rPr>
-            </w:pPr>
-            <w:r>
-              <w:rPr>
-                <w:color w:val="000000" w:themeColor="text1"/>
-              </w:rPr>
-              <w:t xml:space="preserve"/>
-            </w:r>
-          </w:p>
-          <w:p>
-            <w:pPr>
-              <w:pStyle w:val="SideBarText"/>
-              <w:spacing w:line="240" w:lineRule="auto"/>
-              <w:jc w:val="both"/>
-              <w:rPr>
-                <w:b/>
-                <w:bCs/>
-                <w:color w:val="000000" w:themeColor="text1"/>
-              </w:rPr>
-            </w:pPr>
-            <w:r>
-              <w:rPr>
-                <w:b/>
-                <w:bCs/>
-                <w:color w:val="000000" w:themeColor="text1"/>
-              </w:rPr>
-              <w:t xml:space="preserve">10th (High School)</w:t>
-            </w:r>
-          </w:p>
-          <w:p>
-            <w:pPr>
-              <w:pStyle w:val="SideBarText"/>
-              <w:spacing w:line="240" w:lineRule="auto"/>
-              <w:jc w:val="both"/>
-              <w:rPr>
-                <w:b/>
-                <w:bCs/>
-                <w:color w:val="000000" w:themeColor="text1"/>
-              </w:rPr>
-            </w:pPr>
-            <w:r>
-              <w:rPr>
-                <w:b/>
-                <w:bCs/>
-                <w:color w:val="000000" w:themeColor="text1"/>
-              </w:rPr>
-              <w:t xml:space="preserve">BSEB Patna, Bihar</w:t>
-            </w:r>
-          </w:p>
-          <w:p>
-            <w:pPr>
-              <w:pStyle w:val="SideBarText"/>
-              <w:spacing w:line="240" w:lineRule="auto"/>
-              <w:jc w:val="both"/>
-              <w:rPr>
-                <w:color w:val="000000" w:themeColor="text1"/>
-              </w:rPr>
-            </w:pPr>
-            <w:r>
-              <w:rPr>
-                <w:color w:val="000000" w:themeColor="text1"/>
-              </w:rPr>
-              <w:t xml:space="preserve">2011</w:t>
-            </w:r>
-          </w:p>
-          <w:p>
-            <w:pPr>
-              <w:pStyle w:val="SideBarText"/>
-              <w:spacing w:line="240" w:lineRule="auto"/>
-              <w:jc w:val="both"/>
-              <w:rPr>
-                <w:b/>
-                <w:bCs/>
-                <w:color w:val="000000" w:themeColor="text1"/>
-              </w:rPr>
-            </w:pPr>
-            <w:r>
-              <w:rPr>
-                <w:color w:val="000000" w:themeColor="text1"/>
-              </w:rPr>
-              <w:t xml:space="preserve">Patna, Bihar</w:t>
+              <w:t xml:space="preserve">10th (High School), BSEB Patna, Bihar, 2011</w:t>
             </w:r>
           </w:p>
           <w:p>
@@ -823,6 +600,21 @@
           <w:p>
             <w:pPr>
               <w:pStyle w:val="SideBarText"/>
+              <w:jc w:val="both"/>
+              <w:rPr>
+                <w:color w:val="000000" w:themeColor="text1"/>
+              </w:rPr>
+            </w:pPr>
+            <w:r>
+              <w:rPr>
+                <w:color w:val="000000" w:themeColor="text1"/>
+              </w:rPr>
+              <w:t xml:space="preserve"/>
+            </w:r>
+          </w:p>
+          <w:p>
+            <w:pPr>
+              <w:pStyle w:val="SideBarText"/>
               <w:spacing w:line="240" w:lineRule="auto"/>
               <w:jc w:val="both"/>
               <w:rPr>
@@ -833,7 +625,7 @@
               <w:rPr>
                 <w:color w:val="000000" w:themeColor="text1"/>
               </w:rPr>
-              <w:t xml:space="preserve">Electrical &amp; Electronics Engineering, MS Office, Auto cad, PLC SCADA AND VFD, Engineer of the Year award in 2019</w:t>
+              <w:t xml:space="preserve"/>
             </w:r>
           </w:p>
         </w:tc>
@@ -897,7 +689,7 @@
           <w:sz w:val="22"/>
           <w:szCs w:val="22"/>
         </w:rPr>
-        <w:t xml:space="preserve">About 9 Years of experience in Commercial, Residential, Hotel, Metro Elevated station &amp; Depot project etc., Experience in All Electrical Works (HV &amp; LV), project management &amp; team leadership, Client relationship building and stakeholder management, Total experience of around 9 years, Major domains include Electrical &amp; Electronics Engineering, Management experience in team leadership and stakeholder management, Technical expertise in MS Office, Auto cad, PLC SCADA AND VFD, Important achievements include Engineer of the Year award in 2019</w:t>
+        <w:t xml:space="preserve">About 9 Years of experience in Commercial, Residential, Hotel, Metro Elevated station &amp; Depot project etc. Experience in All Electrical Works (HV &amp; LV) like Control panel installation &amp; termination, termination of cable, cable pulling, site execution, Abstract billing &amp; measurement RFI, documentations, site coordination, workmanship, Shop drawing and As-built drawings, project management &amp; team leadership, Client relationship building and stakeholder management.</w:t>
       </w:r>
     </w:p>
     <w:p>
@@ -977,7 +769,7 @@
           <w:sz w:val="22"/>
           <w:szCs w:val="22"/>
         </w:rPr>
-        <w:t xml:space="preserve">April 2025 to till now | V K BUILDING SERVICES PVT LTD</w:t>
+        <w:t xml:space="preserve">April 2025 to till now | SURAT METRO RAIL PROJECT (ELEVATED STATIONS)</w:t>
       </w:r>
     </w:p>
     <w:p>
@@ -1046,7 +838,7 @@
           <w:sz w:val="22"/>
           <w:szCs w:val="22"/>
         </w:rPr>
-        <w:t xml:space="preserve">Project description/summary: SURAT METRO RAIL PROJECT (ELEVATED STATIONS) </w:t>
+        <w:t xml:space="preserve">Project description/summary: Working on SURAT METRO RAIL PROJECT (ELEVATED STATIONS) as E&amp;M Site engineer </w:t>
       </w:r>
     </w:p>
     <w:p>
@@ -2000,7 +1792,7 @@
           <w:sz w:val="22"/>
           <w:szCs w:val="22"/>
         </w:rPr>
-        <w:t xml:space="preserve">August 2022 to April 2025 | KSM Bashir Mohd. &amp; Sons</w:t>
+        <w:t xml:space="preserve">August 2022 to April 2025 | Rolling Stock Depot Cum Workshop Metro Rail Project (MPMRCL)</w:t>
       </w:r>
     </w:p>
     <w:p>
@@ -2025,7 +1817,7 @@
           <w:sz w:val="22"/>
           <w:szCs w:val="22"/>
         </w:rPr>
-        <w:t xml:space="preserve">Indore</w:t>
+        <w:t xml:space="preserve">Gandhi Nager, Indore, (MP)</w:t>
       </w:r>
       <w:r>
         <w:rPr>
@@ -2069,7 +1861,7 @@
           <w:sz w:val="22"/>
           <w:szCs w:val="22"/>
         </w:rPr>
-        <w:t xml:space="preserve">Project description/summary: Rolling Stock Depot Cum Workshop Metro Rail Project (MPMRCL), Gandhi Nager, Indore, (MP) </w:t>
+        <w:t xml:space="preserve">Project description/summary: Working on Rolling Stock Depot Cum Workshop Metro Rail Project (MPMRCL) as E&amp;M Site Engineer </w:t>
       </w:r>
     </w:p>
     <w:p>
@@ -2929,7 +2721,7 @@
           <w:sz w:val="22"/>
           <w:szCs w:val="22"/>
         </w:rPr>
-        <w:t xml:space="preserve">May 2017 to July 2022 | Turnkey Electrical Engineers Pvt. Ltd</w:t>
+        <w:t xml:space="preserve">May 2017 to July 2022 | HDFC Bank, Gigaplex Airoli (Mumbai), Runwal Forest (High Rise Building), Kanjurmarg, Mumbai</w:t>
       </w:r>
     </w:p>
     <w:p>
@@ -2998,7 +2790,7 @@
           <w:sz w:val="22"/>
           <w:szCs w:val="22"/>
         </w:rPr>
-        <w:t xml:space="preserve">Project description/summary: HDFC Bank, Gigaplex Airoli (Mumbai), Runwal Forest (High Rise Building), Kanjurmarg, Mumbai </w:t>
+        <w:t xml:space="preserve">Project description/summary: Working on HDFC Bank, Gigaplex Airoli (Mumbai), Runwal Forest (High Rise Building), Kanjurmarg, Mumbai as Project Engineer </w:t>
       </w:r>
     </w:p>
     <w:p>

--- a/outputs/Moin_CV.docx
+++ b/outputs/Moin_CV.docx
@@ -301,7 +301,7 @@
               <w:rPr>
                 <w:color w:val="000000" w:themeColor="text1"/>
               </w:rPr>
-              <w:t xml:space="preserve">DIPLOMA (Electrical &amp; Electronics Engineering), Al- Falah University, Faridabad (Haryana), 2017</w:t>
+              <w:t xml:space="preserve">DIPLOMA (Electrical &amp; Electronics Engineering), Al- Falah University, 2017</w:t>
             </w:r>
           </w:p>
           <w:p>
@@ -317,7 +317,7 @@
               <w:rPr>
                 <w:color w:val="000000" w:themeColor="text1"/>
               </w:rPr>
-              <w:t xml:space="preserve">12th (Intermediate), BSEB Patna, Bihar, 2013</w:t>
+              <w:t xml:space="preserve">12th (Intermediate), BSEB Patna, 2013</w:t>
             </w:r>
           </w:p>
           <w:p>
@@ -333,7 +333,7 @@
               <w:rPr>
                 <w:color w:val="000000" w:themeColor="text1"/>
               </w:rPr>
-              <w:t xml:space="preserve">10th (High School), BSEB Patna, Bihar, 2011</w:t>
+              <w:t xml:space="preserve">10th (High School), BSEB Patna, 2011</w:t>
             </w:r>
           </w:p>
           <w:p>
@@ -523,7 +523,7 @@
               <w:rPr>
                 <w:color w:val="000000" w:themeColor="text1"/>
               </w:rPr>
-              <w:t xml:space="preserve">India, Haryana, Bihar, Mumbai, Indore, Surat</w:t>
+              <w:t xml:space="preserve">India</w:t>
             </w:r>
           </w:p>
         </w:tc>
@@ -612,22 +612,6 @@
               <w:t xml:space="preserve"/>
             </w:r>
           </w:p>
-          <w:p>
-            <w:pPr>
-              <w:pStyle w:val="SideBarText"/>
-              <w:spacing w:line="240" w:lineRule="auto"/>
-              <w:jc w:val="both"/>
-              <w:rPr>
-                <w:color w:val="000000" w:themeColor="text1"/>
-              </w:rPr>
-            </w:pPr>
-            <w:r>
-              <w:rPr>
-                <w:color w:val="000000" w:themeColor="text1"/>
-              </w:rPr>
-              <w:t xml:space="preserve"/>
-            </w:r>
-          </w:p>
         </w:tc>
       </w:tr>
     </w:tbl>
@@ -689,7 +673,7 @@
           <w:sz w:val="22"/>
           <w:szCs w:val="22"/>
         </w:rPr>
-        <w:t xml:space="preserve">About 9 Years of experience in Commercial, Residential, Hotel, Metro Elevated station &amp; Depot project etc. Experience in All Electrical Works (HV &amp; LV) like Control panel installation &amp; termination, termination of cable, cable pulling, site execution, Abstract billing &amp; measurement RFI, documentations, site coordination, workmanship, Shop drawing and As-built drawings, project management &amp; team leadership, Client relationship building and stakeholder management.</w:t>
+        <w:t xml:space="preserve">Total experience of about 9 years in Electrical Works including Commercial, Residential, Hotel, Metro Elevated station &amp; Depot projects. Proven expertise in project management, team leadership, and client relationship building.</w:t>
       </w:r>
     </w:p>
     <w:p>
@@ -805,61 +789,61 @@
           <w:sz w:val="22"/>
           <w:szCs w:val="22"/>
         </w:rPr>
-        <w:t xml:space="preserve"> | E&amp;M Site engineer</w:t>
-      </w:r>
-    </w:p>
-    <w:p>
-      <w:pPr>
-        <w:suppressAutoHyphens/>
-        <w:jc w:val="both"/>
-        <w:rPr>
-          <w:rFonts w:ascii="Calibri" w:hAnsi="Calibri"/>
-          <w:color w:val="000000" w:themeColor="text1"/>
-          <w:sz w:val="22"/>
-          <w:szCs w:val="22"/>
-        </w:rPr>
-      </w:pPr>
-    </w:p>
-    <w:p>
-      <w:pPr>
-        <w:suppressAutoHyphens/>
-        <w:jc w:val="both"/>
-        <w:rPr>
-          <w:rFonts w:ascii="Calibri" w:hAnsi="Calibri"/>
-          <w:color w:val="000000" w:themeColor="text1"/>
-          <w:sz w:val="22"/>
-          <w:szCs w:val="22"/>
-        </w:rPr>
-      </w:pPr>
-      <w:r>
-        <w:rPr>
-          <w:rFonts w:ascii="Calibri" w:hAnsi="Calibri"/>
-          <w:color w:val="000000" w:themeColor="text1"/>
-          <w:sz w:val="22"/>
-          <w:szCs w:val="22"/>
-        </w:rPr>
-        <w:t xml:space="preserve">Project description/summary: Working on SURAT METRO RAIL PROJECT (ELEVATED STATIONS) as E&amp;M Site engineer </w:t>
-      </w:r>
-    </w:p>
-    <w:p>
-      <w:pPr>
-        <w:suppressAutoHyphens/>
-        <w:jc w:val="both"/>
-        <w:rPr>
-          <w:rFonts w:ascii="Calibri" w:hAnsi="Calibri"/>
-          <w:color w:val="000000" w:themeColor="text1"/>
-          <w:sz w:val="22"/>
-          <w:szCs w:val="22"/>
-        </w:rPr>
-      </w:pPr>
-      <w:r>
-        <w:rPr>
-          <w:rFonts w:ascii="Calibri" w:hAnsi="Calibri"/>
-          <w:color w:val="000000" w:themeColor="text1"/>
-          <w:sz w:val="22"/>
-          <w:szCs w:val="22"/>
-        </w:rPr>
-        <w:t xml:space="preserve">Company’s role in the Project: E&amp;M Site engineer</w:t>
+        <w:t xml:space="preserve"> | E&amp;M Site Engineer</w:t>
+      </w:r>
+    </w:p>
+    <w:p>
+      <w:pPr>
+        <w:suppressAutoHyphens/>
+        <w:jc w:val="both"/>
+        <w:rPr>
+          <w:rFonts w:ascii="Calibri" w:hAnsi="Calibri"/>
+          <w:color w:val="000000" w:themeColor="text1"/>
+          <w:sz w:val="22"/>
+          <w:szCs w:val="22"/>
+        </w:rPr>
+      </w:pPr>
+    </w:p>
+    <w:p>
+      <w:pPr>
+        <w:suppressAutoHyphens/>
+        <w:jc w:val="both"/>
+        <w:rPr>
+          <w:rFonts w:ascii="Calibri" w:hAnsi="Calibri"/>
+          <w:color w:val="000000" w:themeColor="text1"/>
+          <w:sz w:val="22"/>
+          <w:szCs w:val="22"/>
+        </w:rPr>
+      </w:pPr>
+      <w:r>
+        <w:rPr>
+          <w:rFonts w:ascii="Calibri" w:hAnsi="Calibri"/>
+          <w:color w:val="000000" w:themeColor="text1"/>
+          <w:sz w:val="22"/>
+          <w:szCs w:val="22"/>
+        </w:rPr>
+        <w:t xml:space="preserve">Project description/summary: Involved in the execution of E&amp;M services for the Surat Metro Rail Project, ensuring compliance with client requirements and project specifications. </w:t>
+      </w:r>
+    </w:p>
+    <w:p>
+      <w:pPr>
+        <w:suppressAutoHyphens/>
+        <w:jc w:val="both"/>
+        <w:rPr>
+          <w:rFonts w:ascii="Calibri" w:hAnsi="Calibri"/>
+          <w:color w:val="000000" w:themeColor="text1"/>
+          <w:sz w:val="22"/>
+          <w:szCs w:val="22"/>
+        </w:rPr>
+      </w:pPr>
+      <w:r>
+        <w:rPr>
+          <w:rFonts w:ascii="Calibri" w:hAnsi="Calibri"/>
+          <w:color w:val="000000" w:themeColor="text1"/>
+          <w:sz w:val="22"/>
+          <w:szCs w:val="22"/>
+        </w:rPr>
+        <w:t xml:space="preserve">Company’s role in the Project: Contractor</w:t>
       </w:r>
     </w:p>
     <w:p>
@@ -1114,7 +1098,7 @@
           <w:sz w:val="22"/>
           <w:szCs w:val="22"/>
         </w:rPr>
-        <w:t xml:space="preserve">Coordination with different contractor for site activities.</w:t>
+        <w:t xml:space="preserve">Coordination with different contractors for site activities.</w:t>
       </w:r>
     </w:p>
     <w:p>
@@ -1255,7 +1239,7 @@
           <w:sz w:val="22"/>
           <w:szCs w:val="22"/>
         </w:rPr>
-        <w:t xml:space="preserve">Coordination with different sub-contractor for activities like earth mat installation, Fire pipe laying, conduit fixing, earthing work, cable tray installation, Fire alarm installation,vrf system installation etc.</w:t>
+        <w:t xml:space="preserve">Coordination with different sub-contractors for activities like earth mat installation, Fire pipe laying, conduit fixing, earthing work, cable tray installation, Fire alarm installation, VRF system installation etc.</w:t>
       </w:r>
     </w:p>
     <w:p>
@@ -1349,7 +1333,7 @@
           <w:sz w:val="22"/>
           <w:szCs w:val="22"/>
         </w:rPr>
-        <w:t xml:space="preserve">Making of dailyprogress report.</w:t>
+        <w:t xml:space="preserve">Making of daily progress report.</w:t>
       </w:r>
     </w:p>
     <w:p>
@@ -1443,7 +1427,7 @@
           <w:sz w:val="22"/>
           <w:szCs w:val="22"/>
         </w:rPr>
-        <w:t xml:space="preserve">Studyin detail the client provided layout plan, equipment details, site related information &amp; drawing</w:t>
+        <w:t xml:space="preserve">Studying in detail the client provided layout plan, equipment details, site related information &amp; drawing.</w:t>
       </w:r>
     </w:p>
     <w:p>
@@ -1631,7 +1615,7 @@
           <w:sz w:val="22"/>
           <w:szCs w:val="22"/>
         </w:rPr>
-        <w:t xml:space="preserve">Attending interface meeting weekly and monthly.</w:t>
+        <w:t xml:space="preserve">Attending interface meetings weekly and monthly.</w:t>
       </w:r>
     </w:p>
     <w:p>
@@ -1817,7 +1801,7 @@
           <w:sz w:val="22"/>
           <w:szCs w:val="22"/>
         </w:rPr>
-        <w:t xml:space="preserve">Gandhi Nager, Indore, (MP)</w:t>
+        <w:t xml:space="preserve">Indore</w:t>
       </w:r>
       <w:r>
         <w:rPr>
@@ -1861,28 +1845,28 @@
           <w:sz w:val="22"/>
           <w:szCs w:val="22"/>
         </w:rPr>
-        <w:t xml:space="preserve">Project description/summary: Working on Rolling Stock Depot Cum Workshop Metro Rail Project (MPMRCL) as E&amp;M Site Engineer </w:t>
-      </w:r>
-    </w:p>
-    <w:p>
-      <w:pPr>
-        <w:suppressAutoHyphens/>
-        <w:jc w:val="both"/>
-        <w:rPr>
-          <w:rFonts w:ascii="Calibri" w:hAnsi="Calibri"/>
-          <w:color w:val="000000" w:themeColor="text1"/>
-          <w:sz w:val="22"/>
-          <w:szCs w:val="22"/>
-        </w:rPr>
-      </w:pPr>
-      <w:r>
-        <w:rPr>
-          <w:rFonts w:ascii="Calibri" w:hAnsi="Calibri"/>
-          <w:color w:val="000000" w:themeColor="text1"/>
-          <w:sz w:val="22"/>
-          <w:szCs w:val="22"/>
-        </w:rPr>
-        <w:t xml:space="preserve">Company’s role in the Project: E&amp;M Site Engineer</w:t>
+        <w:t xml:space="preserve">Project description/summary: Responsible for the execution and supervision of E&amp;M work for the Rolling Stock Depot Cum Workshop Metro Rail Project. </w:t>
+      </w:r>
+    </w:p>
+    <w:p>
+      <w:pPr>
+        <w:suppressAutoHyphens/>
+        <w:jc w:val="both"/>
+        <w:rPr>
+          <w:rFonts w:ascii="Calibri" w:hAnsi="Calibri"/>
+          <w:color w:val="000000" w:themeColor="text1"/>
+          <w:sz w:val="22"/>
+          <w:szCs w:val="22"/>
+        </w:rPr>
+      </w:pPr>
+      <w:r>
+        <w:rPr>
+          <w:rFonts w:ascii="Calibri" w:hAnsi="Calibri"/>
+          <w:color w:val="000000" w:themeColor="text1"/>
+          <w:sz w:val="22"/>
+          <w:szCs w:val="22"/>
+        </w:rPr>
+        <w:t xml:space="preserve">Company’s role in the Project: Contractor</w:t>
       </w:r>
     </w:p>
     <w:p>
@@ -2043,7 +2027,7 @@
           <w:sz w:val="22"/>
           <w:szCs w:val="22"/>
         </w:rPr>
-        <w:t xml:space="preserve">Site Execution, Supervising installation of E&amp;M work.</w:t>
+        <w:t xml:space="preserve">Site execution, supervising installation of E&amp;M work.</w:t>
       </w:r>
     </w:p>
     <w:p>
@@ -2090,7 +2074,7 @@
           <w:sz w:val="22"/>
           <w:szCs w:val="22"/>
         </w:rPr>
-        <w:t xml:space="preserve">Raise materials indent as per approved drawing and BOQ</w:t>
+        <w:t xml:space="preserve">Raising materials indent as per approved drawing and BOQ.</w:t>
       </w:r>
     </w:p>
     <w:p>
@@ -2184,7 +2168,7 @@
           <w:sz w:val="22"/>
           <w:szCs w:val="22"/>
         </w:rPr>
-        <w:t xml:space="preserve">Coordination with different contractor for site activities.</w:t>
+        <w:t xml:space="preserve">Coordination with different contractors for site activities.</w:t>
       </w:r>
     </w:p>
     <w:p>
@@ -2325,7 +2309,7 @@
           <w:sz w:val="22"/>
           <w:szCs w:val="22"/>
         </w:rPr>
-        <w:t xml:space="preserve">Coordination with different sub-contractor for activities like earth mat installation, Fire pipe laying, conduit fixing, earthing work, cable tray installation, Fire alarm installation,vrf system installation etc.</w:t>
+        <w:t xml:space="preserve">Coordination with different sub-contractors for activities like earth mat installation, Fire pipe laying, conduit fixing, earthing work, cable tray installation, Fire alarm installation, VRF system installation etc.</w:t>
       </w:r>
     </w:p>
     <w:p>
@@ -2607,7 +2591,7 @@
           <w:sz w:val="22"/>
           <w:szCs w:val="22"/>
         </w:rPr>
-        <w:t xml:space="preserve">Measurement checking and verification of sub-contractor bills</w:t>
+        <w:t xml:space="preserve">Measurement checking and verification of sub-contractor bills.</w:t>
       </w:r>
     </w:p>
     <w:p>
@@ -2654,7 +2638,7 @@
           <w:sz w:val="22"/>
           <w:szCs w:val="22"/>
         </w:rPr>
-        <w:t xml:space="preserve">Plan and organise work within assigned man hours .</w:t>
+        <w:t xml:space="preserve">Planning and organizing work within assigned man hours.</w:t>
       </w:r>
     </w:p>
     <w:p>
@@ -2721,7 +2705,7 @@
           <w:sz w:val="22"/>
           <w:szCs w:val="22"/>
         </w:rPr>
-        <w:t xml:space="preserve">May 2017 to July 2022 | HDFC Bank, Gigaplex Airoli (Mumbai), Runwal Forest (High Rise Building), Kanjurmarg, Mumbai</w:t>
+        <w:t xml:space="preserve">May 2017 to July 2022 | (i). HDFC Bank, Gigaplex Airoli (Mumbai) (ii). Runwal Forest (High Rise Building), Kanjurmarg, Mumbai</w:t>
       </w:r>
     </w:p>
     <w:p>
@@ -2790,28 +2774,28 @@
           <w:sz w:val="22"/>
           <w:szCs w:val="22"/>
         </w:rPr>
-        <w:t xml:space="preserve">Project description/summary: Working on HDFC Bank, Gigaplex Airoli (Mumbai), Runwal Forest (High Rise Building), Kanjurmarg, Mumbai as Project Engineer </w:t>
-      </w:r>
-    </w:p>
-    <w:p>
-      <w:pPr>
-        <w:suppressAutoHyphens/>
-        <w:jc w:val="both"/>
-        <w:rPr>
-          <w:rFonts w:ascii="Calibri" w:hAnsi="Calibri"/>
-          <w:color w:val="000000" w:themeColor="text1"/>
-          <w:sz w:val="22"/>
-          <w:szCs w:val="22"/>
-        </w:rPr>
-      </w:pPr>
-      <w:r>
-        <w:rPr>
-          <w:rFonts w:ascii="Calibri" w:hAnsi="Calibri"/>
-          <w:color w:val="000000" w:themeColor="text1"/>
-          <w:sz w:val="22"/>
-          <w:szCs w:val="22"/>
-        </w:rPr>
-        <w:t xml:space="preserve">Company’s role in the Project: Project Engineer</w:t>
+        <w:t xml:space="preserve">Project description/summary: Managed project objectives, responsibilities, specifications, and schedules for various electrical engineering projects. </w:t>
+      </w:r>
+    </w:p>
+    <w:p>
+      <w:pPr>
+        <w:suppressAutoHyphens/>
+        <w:jc w:val="both"/>
+        <w:rPr>
+          <w:rFonts w:ascii="Calibri" w:hAnsi="Calibri"/>
+          <w:color w:val="000000" w:themeColor="text1"/>
+          <w:sz w:val="22"/>
+          <w:szCs w:val="22"/>
+        </w:rPr>
+      </w:pPr>
+      <w:r>
+        <w:rPr>
+          <w:rFonts w:ascii="Calibri" w:hAnsi="Calibri"/>
+          <w:color w:val="000000" w:themeColor="text1"/>
+          <w:sz w:val="22"/>
+          <w:szCs w:val="22"/>
+        </w:rPr>
+        <w:t xml:space="preserve">Company’s role in the Project: Contractor</w:t>
       </w:r>
     </w:p>
     <w:p>
@@ -3395,7 +3379,7 @@
           <w:sz w:val="22"/>
           <w:szCs w:val="22"/>
         </w:rPr>
-        <w:t xml:space="preserve">Maintains project data base by writing computer programs; entering and backing update.</w:t>
+        <w:t xml:space="preserve">Maintains project database by writing computer programs; entering and backing update.</w:t>
       </w:r>
     </w:p>
     <w:p>
